--- a/TT_University_NPTEL_8th_Sem.docx
+++ b/TT_University_NPTEL_8th_Sem.docx
@@ -1,6 +1,6 @@
 
 <file path=word/document.xml><?xml version="1.0" encoding="utf-8"?>
-<w:document xmlns:wpc="http://schemas.microsoft.com/office/word/2010/wordprocessingCanvas" xmlns:cx="http://schemas.microsoft.com/office/drawing/2014/chartex" xmlns:cx1="http://schemas.microsoft.com/office/drawing/2015/9/8/chartex" xmlns:cx2="http://schemas.microsoft.com/office/drawing/2015/10/21/chartex" xmlns:cx3="http://schemas.microsoft.com/office/drawing/2016/5/9/chartex" xmlns:cx4="http://schemas.microsoft.com/office/drawing/2016/5/10/chartex" xmlns:cx5="http://schemas.microsoft.com/office/drawing/2016/5/11/chartex" xmlns:cx6="http://schemas.microsoft.com/office/drawing/2016/5/12/chartex" xmlns:cx7="http://schemas.microsoft.com/office/drawing/2016/5/13/chartex" xmlns:cx8="http://schemas.microsoft.com/office/drawing/2016/5/14/chartex" xmlns:mc="http://schemas.openxmlformats.org/markup-compatibility/2006" xmlns:aink="http://schemas.microsoft.com/office/drawing/2016/ink" xmlns:am3d="http://schemas.microsoft.com/office/drawing/2017/model3d" xmlns:o="urn:schemas-microsoft-com:office:office" xmlns:oel="http://schemas.microsoft.com/office/2019/extlst" xmlns:r="http://schemas.openxmlformats.org/officeDocument/2006/relationships" xmlns:m="http://schemas.openxmlformats.org/officeDocument/2006/math" xmlns:v="urn:schemas-microsoft-com:vml" xmlns:wp14="http://schemas.microsoft.com/office/word/2010/wordprocessingDrawing" xmlns:wp="http://schemas.openxmlformats.org/drawingml/2006/wordprocessingDrawing" xmlns:w10="urn:schemas-microsoft-com:office:word" xmlns:w="http://schemas.openxmlformats.org/wordprocessingml/2006/main" xmlns:w14="http://schemas.microsoft.com/office/word/2010/wordml" xmlns:w15="http://schemas.microsoft.com/office/word/2012/wordml" xmlns:w16cex="http://schemas.microsoft.com/office/word/2018/wordml/cex" xmlns:w16cid="http://schemas.microsoft.com/office/word/2016/wordml/cid" xmlns:w16="http://schemas.microsoft.com/office/word/2018/wordml" xmlns:w16du="http://schemas.microsoft.com/office/word/2023/wordml/word16du" xmlns:w16sdtdh="http://schemas.microsoft.com/office/word/2020/wordml/sdtdatahash" xmlns:w16se="http://schemas.microsoft.com/office/word/2015/wordml/symex" xmlns:wpg="http://schemas.microsoft.com/office/word/2010/wordprocessingGroup" xmlns:wpi="http://schemas.microsoft.com/office/word/2010/wordprocessingInk" xmlns:wne="http://schemas.microsoft.com/office/word/2006/wordml" xmlns:wps="http://schemas.microsoft.com/office/word/2010/wordprocessingShape" mc:Ignorable="w14 w15 w16se w16cid w16 w16cex w16sdtdh w16du wp14">
+<w:document xmlns:wpc="http://schemas.microsoft.com/office/word/2010/wordprocessingCanvas" xmlns:cx="http://schemas.microsoft.com/office/drawing/2014/chartex" xmlns:cx1="http://schemas.microsoft.com/office/drawing/2015/9/8/chartex" xmlns:cx2="http://schemas.microsoft.com/office/drawing/2015/10/21/chartex" xmlns:cx3="http://schemas.microsoft.com/office/drawing/2016/5/9/chartex" xmlns:cx4="http://schemas.microsoft.com/office/drawing/2016/5/10/chartex" xmlns:cx5="http://schemas.microsoft.com/office/drawing/2016/5/11/chartex" xmlns:cx6="http://schemas.microsoft.com/office/drawing/2016/5/12/chartex" xmlns:cx7="http://schemas.microsoft.com/office/drawing/2016/5/13/chartex" xmlns:cx8="http://schemas.microsoft.com/office/drawing/2016/5/14/chartex" xmlns:mc="http://schemas.openxmlformats.org/markup-compatibility/2006" xmlns:aink="http://schemas.microsoft.com/office/drawing/2016/ink" xmlns:am3d="http://schemas.microsoft.com/office/drawing/2017/model3d" xmlns:o="urn:schemas-microsoft-com:office:office" xmlns:oel="http://schemas.microsoft.com/office/2019/extlst" xmlns:r="http://schemas.openxmlformats.org/officeDocument/2006/relationships" xmlns:m="http://schemas.openxmlformats.org/officeDocument/2006/math" xmlns:v="urn:schemas-microsoft-com:vml" xmlns:wp14="http://schemas.microsoft.com/office/word/2010/wordprocessingDrawing" xmlns:wp="http://schemas.openxmlformats.org/drawingml/2006/wordprocessingDrawing" xmlns:w10="urn:schemas-microsoft-com:office:word" xmlns:w="http://schemas.openxmlformats.org/wordprocessingml/2006/main" xmlns:w14="http://schemas.microsoft.com/office/word/2010/wordml" xmlns:w15="http://schemas.microsoft.com/office/word/2012/wordml" xmlns:w16cex="http://schemas.microsoft.com/office/word/2018/wordml/cex" xmlns:w16cid="http://schemas.microsoft.com/office/word/2016/wordml/cid" xmlns:w16="http://schemas.microsoft.com/office/word/2018/wordml" xmlns:w16sdtdh="http://schemas.microsoft.com/office/word/2020/wordml/sdtdatahash" xmlns:w16se="http://schemas.microsoft.com/office/word/2015/wordml/symex" xmlns:wpg="http://schemas.microsoft.com/office/word/2010/wordprocessingGroup" xmlns:wpi="http://schemas.microsoft.com/office/word/2010/wordprocessingInk" xmlns:wne="http://schemas.microsoft.com/office/word/2006/wordml" xmlns:wps="http://schemas.microsoft.com/office/word/2010/wordprocessingShape" mc:Ignorable="w14 w15 w16se w16cid w16 w16cex w16sdtdh wp14">
   <w:body>
     <w:p>
       <w:pPr>
@@ -228,751 +228,6 @@
         <w:t xml:space="preserve"> Computer Technology</w:t>
       </w:r>
     </w:p>
-    <w:tbl>
-      <w:tblPr>
-        <w:tblStyle w:val="TableGrid"/>
-        <w:tblpPr w:leftFromText="180" w:rightFromText="180" w:vertAnchor="text" w:horzAnchor="margin" w:tblpXSpec="center" w:tblpY="1337"/>
-        <w:tblW w:w="14966" w:type="dxa"/>
-        <w:tblLook w:val="04A0" w:firstRow="1" w:lastRow="0" w:firstColumn="1" w:lastColumn="0" w:noHBand="0" w:noVBand="1"/>
-      </w:tblPr>
-      <w:tblGrid>
-        <w:gridCol w:w="2948"/>
-        <w:gridCol w:w="2948"/>
-        <w:gridCol w:w="2948"/>
-        <w:gridCol w:w="3061"/>
-        <w:gridCol w:w="3061"/>
-      </w:tblGrid>
-      <w:tr>
-        <w:trPr>
-          <w:trHeight w:val="1191"/>
-        </w:trPr>
-        <w:tc>
-          <w:tcPr>
-            <w:tcW w:w="2948" w:type="dxa"/>
-            <w:vAlign w:val="bottom"/>
-          </w:tcPr>
-          <w:p>
-            <w:pPr>
-              <w:spacing w:line="360" w:lineRule="auto"/>
-              <w:jc w:val="center"/>
-              <w:rPr>
-                <w:rFonts w:ascii="Calibri" w:hAnsi="Calibri" w:cs="Calibri"/>
-                <w:b/>
-                <w:bCs/>
-                <w:sz w:val="52"/>
-                <w:szCs w:val="52"/>
-              </w:rPr>
-            </w:pPr>
-            <w:r>
-              <w:rPr>
-                <w:rFonts w:ascii="Calibri" w:hAnsi="Calibri" w:cs="Calibri"/>
-                <w:b/>
-                <w:bCs/>
-                <w:sz w:val="52"/>
-                <w:szCs w:val="52"/>
-              </w:rPr>
-              <w:t>Date</w:t>
-            </w:r>
-          </w:p>
-        </w:tc>
-        <w:tc>
-          <w:tcPr>
-            <w:tcW w:w="2948" w:type="dxa"/>
-            <w:vAlign w:val="bottom"/>
-          </w:tcPr>
-          <w:p>
-            <w:pPr>
-              <w:spacing w:line="360" w:lineRule="auto"/>
-              <w:jc w:val="center"/>
-              <w:rPr>
-                <w:rFonts w:ascii="Calibri" w:hAnsi="Calibri" w:cs="Calibri"/>
-                <w:b/>
-                <w:bCs/>
-                <w:sz w:val="52"/>
-                <w:szCs w:val="52"/>
-              </w:rPr>
-            </w:pPr>
-            <w:r>
-              <w:rPr>
-                <w:rFonts w:ascii="Calibri" w:hAnsi="Calibri" w:cs="Calibri"/>
-                <w:b/>
-                <w:bCs/>
-                <w:sz w:val="52"/>
-                <w:szCs w:val="52"/>
-              </w:rPr>
-              <w:t>27/04/24</w:t>
-            </w:r>
-          </w:p>
-        </w:tc>
-        <w:tc>
-          <w:tcPr>
-            <w:tcW w:w="2948" w:type="dxa"/>
-            <w:vAlign w:val="bottom"/>
-          </w:tcPr>
-          <w:p>
-            <w:pPr>
-              <w:spacing w:line="360" w:lineRule="auto"/>
-              <w:jc w:val="center"/>
-              <w:rPr>
-                <w:rFonts w:ascii="Calibri" w:hAnsi="Calibri" w:cs="Calibri"/>
-                <w:b/>
-                <w:bCs/>
-                <w:sz w:val="52"/>
-                <w:szCs w:val="52"/>
-              </w:rPr>
-            </w:pPr>
-            <w:r>
-              <w:rPr>
-                <w:rFonts w:ascii="Calibri" w:hAnsi="Calibri" w:cs="Calibri"/>
-                <w:b/>
-                <w:bCs/>
-                <w:sz w:val="52"/>
-                <w:szCs w:val="52"/>
-              </w:rPr>
-              <w:t>28/04/24</w:t>
-            </w:r>
-          </w:p>
-        </w:tc>
-        <w:tc>
-          <w:tcPr>
-            <w:tcW w:w="3061" w:type="dxa"/>
-            <w:vAlign w:val="bottom"/>
-          </w:tcPr>
-          <w:p>
-            <w:pPr>
-              <w:spacing w:line="360" w:lineRule="auto"/>
-              <w:jc w:val="center"/>
-              <w:rPr>
-                <w:rFonts w:ascii="Calibri" w:hAnsi="Calibri" w:cs="Calibri"/>
-                <w:b/>
-                <w:bCs/>
-                <w:sz w:val="52"/>
-                <w:szCs w:val="52"/>
-              </w:rPr>
-            </w:pPr>
-            <w:r>
-              <w:rPr>
-                <w:rFonts w:ascii="Calibri" w:hAnsi="Calibri" w:cs="Calibri"/>
-                <w:b/>
-                <w:bCs/>
-                <w:sz w:val="52"/>
-                <w:szCs w:val="52"/>
-              </w:rPr>
-              <w:t>29/04/24</w:t>
-            </w:r>
-          </w:p>
-        </w:tc>
-        <w:tc>
-          <w:tcPr>
-            <w:tcW w:w="3061" w:type="dxa"/>
-            <w:vAlign w:val="bottom"/>
-          </w:tcPr>
-          <w:p>
-            <w:pPr>
-              <w:spacing w:line="360" w:lineRule="auto"/>
-              <w:jc w:val="center"/>
-              <w:rPr>
-                <w:rFonts w:ascii="Calibri" w:hAnsi="Calibri" w:cs="Calibri"/>
-                <w:b/>
-                <w:bCs/>
-                <w:sz w:val="52"/>
-                <w:szCs w:val="52"/>
-              </w:rPr>
-            </w:pPr>
-            <w:r>
-              <w:rPr>
-                <w:rFonts w:ascii="Calibri" w:hAnsi="Calibri" w:cs="Calibri"/>
-                <w:b/>
-                <w:bCs/>
-                <w:sz w:val="52"/>
-                <w:szCs w:val="52"/>
-              </w:rPr>
-              <w:t>02/04/24</w:t>
-            </w:r>
-          </w:p>
-        </w:tc>
-      </w:tr>
-      <w:tr>
-        <w:trPr>
-          <w:trHeight w:val="1191"/>
-        </w:trPr>
-        <w:tc>
-          <w:tcPr>
-            <w:tcW w:w="2948" w:type="dxa"/>
-            <w:vAlign w:val="bottom"/>
-          </w:tcPr>
-          <w:p>
-            <w:pPr>
-              <w:spacing w:line="360" w:lineRule="auto"/>
-              <w:jc w:val="center"/>
-              <w:rPr>
-                <w:rFonts w:ascii="Calibri" w:hAnsi="Calibri" w:cs="Calibri"/>
-                <w:b/>
-                <w:bCs/>
-                <w:sz w:val="52"/>
-                <w:szCs w:val="52"/>
-              </w:rPr>
-            </w:pPr>
-            <w:r>
-              <w:rPr>
-                <w:rFonts w:ascii="Calibri" w:hAnsi="Calibri" w:cs="Calibri"/>
-                <w:b/>
-                <w:bCs/>
-                <w:sz w:val="52"/>
-                <w:szCs w:val="52"/>
-              </w:rPr>
-              <w:t>Day</w:t>
-            </w:r>
-          </w:p>
-        </w:tc>
-        <w:tc>
-          <w:tcPr>
-            <w:tcW w:w="2948" w:type="dxa"/>
-            <w:vAlign w:val="bottom"/>
-          </w:tcPr>
-          <w:p>
-            <w:pPr>
-              <w:spacing w:line="360" w:lineRule="auto"/>
-              <w:jc w:val="center"/>
-              <w:rPr>
-                <w:rFonts w:ascii="Calibri" w:hAnsi="Calibri" w:cs="Calibri"/>
-                <w:b/>
-                <w:bCs/>
-                <w:sz w:val="52"/>
-                <w:szCs w:val="52"/>
-              </w:rPr>
-            </w:pPr>
-            <w:r>
-              <w:rPr>
-                <w:rFonts w:ascii="Calibri" w:hAnsi="Calibri" w:cs="Calibri"/>
-                <w:b/>
-                <w:bCs/>
-                <w:sz w:val="52"/>
-                <w:szCs w:val="52"/>
-              </w:rPr>
-              <w:t>Saturday</w:t>
-            </w:r>
-          </w:p>
-        </w:tc>
-        <w:tc>
-          <w:tcPr>
-            <w:tcW w:w="2948" w:type="dxa"/>
-            <w:vAlign w:val="bottom"/>
-          </w:tcPr>
-          <w:p>
-            <w:pPr>
-              <w:spacing w:line="360" w:lineRule="auto"/>
-              <w:jc w:val="center"/>
-              <w:rPr>
-                <w:rFonts w:ascii="Calibri" w:hAnsi="Calibri" w:cs="Calibri"/>
-                <w:b/>
-                <w:bCs/>
-                <w:sz w:val="52"/>
-                <w:szCs w:val="52"/>
-              </w:rPr>
-            </w:pPr>
-            <w:r>
-              <w:rPr>
-                <w:rFonts w:ascii="Calibri" w:hAnsi="Calibri" w:cs="Calibri"/>
-                <w:b/>
-                <w:bCs/>
-                <w:sz w:val="52"/>
-                <w:szCs w:val="52"/>
-              </w:rPr>
-              <w:t>Sunday</w:t>
-            </w:r>
-          </w:p>
-        </w:tc>
-        <w:tc>
-          <w:tcPr>
-            <w:tcW w:w="3061" w:type="dxa"/>
-            <w:vAlign w:val="bottom"/>
-          </w:tcPr>
-          <w:p>
-            <w:pPr>
-              <w:spacing w:line="360" w:lineRule="auto"/>
-              <w:jc w:val="center"/>
-              <w:rPr>
-                <w:rFonts w:ascii="Calibri" w:hAnsi="Calibri" w:cs="Calibri"/>
-                <w:b/>
-                <w:bCs/>
-                <w:sz w:val="52"/>
-                <w:szCs w:val="52"/>
-              </w:rPr>
-            </w:pPr>
-            <w:r>
-              <w:rPr>
-                <w:rFonts w:ascii="Calibri" w:hAnsi="Calibri" w:cs="Calibri"/>
-                <w:b/>
-                <w:bCs/>
-                <w:sz w:val="52"/>
-                <w:szCs w:val="52"/>
-              </w:rPr>
-              <w:t>Monday</w:t>
-            </w:r>
-          </w:p>
-        </w:tc>
-        <w:tc>
-          <w:tcPr>
-            <w:tcW w:w="3061" w:type="dxa"/>
-            <w:vAlign w:val="bottom"/>
-          </w:tcPr>
-          <w:p>
-            <w:pPr>
-              <w:spacing w:line="360" w:lineRule="auto"/>
-              <w:jc w:val="center"/>
-              <w:rPr>
-                <w:rFonts w:ascii="Calibri" w:hAnsi="Calibri" w:cs="Calibri"/>
-                <w:b/>
-                <w:bCs/>
-                <w:sz w:val="52"/>
-                <w:szCs w:val="52"/>
-              </w:rPr>
-            </w:pPr>
-            <w:r>
-              <w:rPr>
-                <w:rFonts w:ascii="Calibri" w:hAnsi="Calibri" w:cs="Calibri"/>
-                <w:b/>
-                <w:bCs/>
-                <w:sz w:val="52"/>
-                <w:szCs w:val="52"/>
-              </w:rPr>
-              <w:t>Thursday</w:t>
-            </w:r>
-          </w:p>
-        </w:tc>
-      </w:tr>
-      <w:tr>
-        <w:trPr>
-          <w:trHeight w:val="1191"/>
-        </w:trPr>
-        <w:tc>
-          <w:tcPr>
-            <w:tcW w:w="2948" w:type="dxa"/>
-            <w:vAlign w:val="bottom"/>
-          </w:tcPr>
-          <w:p>
-            <w:pPr>
-              <w:spacing w:line="360" w:lineRule="auto"/>
-              <w:jc w:val="center"/>
-              <w:rPr>
-                <w:rFonts w:ascii="Calibri" w:hAnsi="Calibri" w:cs="Calibri"/>
-                <w:b/>
-                <w:bCs/>
-                <w:sz w:val="52"/>
-                <w:szCs w:val="52"/>
-              </w:rPr>
-            </w:pPr>
-            <w:r>
-              <w:rPr>
-                <w:rFonts w:ascii="Calibri" w:hAnsi="Calibri" w:cs="Calibri"/>
-                <w:b/>
-                <w:bCs/>
-                <w:sz w:val="52"/>
-                <w:szCs w:val="52"/>
-              </w:rPr>
-              <w:t>Tim</w:t>
-            </w:r>
-            <w:r>
-              <w:rPr>
-                <w:rFonts w:ascii="Calibri" w:hAnsi="Calibri" w:cs="Calibri"/>
-                <w:b/>
-                <w:bCs/>
-                <w:sz w:val="52"/>
-                <w:szCs w:val="52"/>
-              </w:rPr>
-              <w:t>ing</w:t>
-            </w:r>
-          </w:p>
-        </w:tc>
-        <w:tc>
-          <w:tcPr>
-            <w:tcW w:w="2948" w:type="dxa"/>
-            <w:vAlign w:val="bottom"/>
-          </w:tcPr>
-          <w:p>
-            <w:pPr>
-              <w:spacing w:line="360" w:lineRule="auto"/>
-              <w:jc w:val="center"/>
-              <w:rPr>
-                <w:rFonts w:ascii="Calibri" w:hAnsi="Calibri" w:cs="Calibri"/>
-                <w:b/>
-                <w:bCs/>
-                <w:sz w:val="52"/>
-                <w:szCs w:val="52"/>
-              </w:rPr>
-            </w:pPr>
-            <w:r>
-              <w:rPr>
-                <w:rFonts w:ascii="Calibri" w:hAnsi="Calibri" w:cs="Calibri"/>
-                <w:b/>
-                <w:bCs/>
-                <w:sz w:val="52"/>
-                <w:szCs w:val="52"/>
-              </w:rPr>
-              <w:t>9:00 – 12:00</w:t>
-            </w:r>
-          </w:p>
-        </w:tc>
-        <w:tc>
-          <w:tcPr>
-            <w:tcW w:w="2948" w:type="dxa"/>
-            <w:vAlign w:val="bottom"/>
-          </w:tcPr>
-          <w:p>
-            <w:pPr>
-              <w:spacing w:line="360" w:lineRule="auto"/>
-              <w:jc w:val="center"/>
-              <w:rPr>
-                <w:rFonts w:ascii="Calibri" w:hAnsi="Calibri" w:cs="Calibri"/>
-                <w:b/>
-                <w:bCs/>
-                <w:sz w:val="52"/>
-                <w:szCs w:val="52"/>
-              </w:rPr>
-            </w:pPr>
-            <w:r>
-              <w:rPr>
-                <w:rFonts w:ascii="Calibri" w:hAnsi="Calibri" w:cs="Calibri"/>
-                <w:b/>
-                <w:bCs/>
-                <w:sz w:val="52"/>
-                <w:szCs w:val="52"/>
-              </w:rPr>
-              <w:t>9:00 – 12:00</w:t>
-            </w:r>
-          </w:p>
-        </w:tc>
-        <w:tc>
-          <w:tcPr>
-            <w:tcW w:w="3061" w:type="dxa"/>
-            <w:vAlign w:val="bottom"/>
-          </w:tcPr>
-          <w:p>
-            <w:pPr>
-              <w:spacing w:line="360" w:lineRule="auto"/>
-              <w:jc w:val="center"/>
-              <w:rPr>
-                <w:rFonts w:ascii="Calibri" w:hAnsi="Calibri" w:cs="Calibri"/>
-                <w:b/>
-                <w:bCs/>
-                <w:sz w:val="52"/>
-                <w:szCs w:val="52"/>
-              </w:rPr>
-            </w:pPr>
-            <w:r>
-              <w:rPr>
-                <w:rFonts w:ascii="Calibri" w:hAnsi="Calibri" w:cs="Calibri"/>
-                <w:b/>
-                <w:bCs/>
-                <w:sz w:val="52"/>
-                <w:szCs w:val="52"/>
-              </w:rPr>
-              <w:t>02</w:t>
-            </w:r>
-            <w:r>
-              <w:rPr>
-                <w:rFonts w:ascii="Calibri" w:hAnsi="Calibri" w:cs="Calibri"/>
-                <w:b/>
-                <w:bCs/>
-                <w:sz w:val="52"/>
-                <w:szCs w:val="52"/>
-              </w:rPr>
-              <w:t>:30</w:t>
-            </w:r>
-            <w:r>
-              <w:rPr>
-                <w:rFonts w:ascii="Calibri" w:hAnsi="Calibri" w:cs="Calibri"/>
-                <w:b/>
-                <w:bCs/>
-                <w:sz w:val="52"/>
-                <w:szCs w:val="52"/>
-              </w:rPr>
-              <w:t xml:space="preserve"> </w:t>
-            </w:r>
-            <w:r>
-              <w:rPr>
-                <w:rFonts w:ascii="Calibri" w:hAnsi="Calibri" w:cs="Calibri"/>
-                <w:b/>
-                <w:bCs/>
-                <w:sz w:val="52"/>
-                <w:szCs w:val="52"/>
-              </w:rPr>
-              <w:t>-</w:t>
-            </w:r>
-            <w:r>
-              <w:rPr>
-                <w:rFonts w:ascii="Calibri" w:hAnsi="Calibri" w:cs="Calibri"/>
-                <w:b/>
-                <w:bCs/>
-                <w:sz w:val="52"/>
-                <w:szCs w:val="52"/>
-              </w:rPr>
-              <w:t xml:space="preserve"> 05</w:t>
-            </w:r>
-            <w:r>
-              <w:rPr>
-                <w:rFonts w:ascii="Calibri" w:hAnsi="Calibri" w:cs="Calibri"/>
-                <w:b/>
-                <w:bCs/>
-                <w:sz w:val="52"/>
-                <w:szCs w:val="52"/>
-              </w:rPr>
-              <w:t>:3</w:t>
-            </w:r>
-            <w:r>
-              <w:rPr>
-                <w:rFonts w:ascii="Calibri" w:hAnsi="Calibri" w:cs="Calibri"/>
-                <w:b/>
-                <w:bCs/>
-                <w:sz w:val="52"/>
-                <w:szCs w:val="52"/>
-              </w:rPr>
-              <w:t>0</w:t>
-            </w:r>
-          </w:p>
-        </w:tc>
-        <w:tc>
-          <w:tcPr>
-            <w:tcW w:w="3061" w:type="dxa"/>
-            <w:vAlign w:val="bottom"/>
-          </w:tcPr>
-          <w:p>
-            <w:pPr>
-              <w:spacing w:line="360" w:lineRule="auto"/>
-              <w:jc w:val="center"/>
-              <w:rPr>
-                <w:rFonts w:ascii="Calibri" w:hAnsi="Calibri" w:cs="Calibri"/>
-                <w:b/>
-                <w:bCs/>
-                <w:sz w:val="52"/>
-                <w:szCs w:val="52"/>
-              </w:rPr>
-            </w:pPr>
-            <w:r>
-              <w:rPr>
-                <w:rFonts w:ascii="Calibri" w:hAnsi="Calibri" w:cs="Calibri"/>
-                <w:b/>
-                <w:bCs/>
-                <w:sz w:val="52"/>
-                <w:szCs w:val="52"/>
-              </w:rPr>
-              <w:t>02</w:t>
-            </w:r>
-            <w:r>
-              <w:rPr>
-                <w:rFonts w:ascii="Calibri" w:hAnsi="Calibri" w:cs="Calibri"/>
-                <w:b/>
-                <w:bCs/>
-                <w:sz w:val="52"/>
-                <w:szCs w:val="52"/>
-              </w:rPr>
-              <w:t>:30</w:t>
-            </w:r>
-            <w:r>
-              <w:rPr>
-                <w:rFonts w:ascii="Calibri" w:hAnsi="Calibri" w:cs="Calibri"/>
-                <w:b/>
-                <w:bCs/>
-                <w:sz w:val="52"/>
-                <w:szCs w:val="52"/>
-              </w:rPr>
-              <w:t xml:space="preserve"> </w:t>
-            </w:r>
-            <w:r>
-              <w:rPr>
-                <w:rFonts w:ascii="Calibri" w:hAnsi="Calibri" w:cs="Calibri"/>
-                <w:b/>
-                <w:bCs/>
-                <w:sz w:val="52"/>
-                <w:szCs w:val="52"/>
-              </w:rPr>
-              <w:t>-</w:t>
-            </w:r>
-            <w:r>
-              <w:rPr>
-                <w:rFonts w:ascii="Calibri" w:hAnsi="Calibri" w:cs="Calibri"/>
-                <w:b/>
-                <w:bCs/>
-                <w:sz w:val="52"/>
-                <w:szCs w:val="52"/>
-              </w:rPr>
-              <w:t xml:space="preserve"> 05</w:t>
-            </w:r>
-            <w:r>
-              <w:rPr>
-                <w:rFonts w:ascii="Calibri" w:hAnsi="Calibri" w:cs="Calibri"/>
-                <w:b/>
-                <w:bCs/>
-                <w:sz w:val="52"/>
-                <w:szCs w:val="52"/>
-              </w:rPr>
-              <w:t>:3</w:t>
-            </w:r>
-            <w:r>
-              <w:rPr>
-                <w:rFonts w:ascii="Calibri" w:hAnsi="Calibri" w:cs="Calibri"/>
-                <w:b/>
-                <w:bCs/>
-                <w:sz w:val="52"/>
-                <w:szCs w:val="52"/>
-              </w:rPr>
-              <w:t>0</w:t>
-            </w:r>
-          </w:p>
-        </w:tc>
-      </w:tr>
-      <w:tr>
-        <w:trPr>
-          <w:trHeight w:val="1191"/>
-        </w:trPr>
-        <w:tc>
-          <w:tcPr>
-            <w:tcW w:w="2948" w:type="dxa"/>
-            <w:vAlign w:val="bottom"/>
-          </w:tcPr>
-          <w:p>
-            <w:pPr>
-              <w:spacing w:line="360" w:lineRule="auto"/>
-              <w:jc w:val="center"/>
-              <w:rPr>
-                <w:rFonts w:ascii="Calibri" w:hAnsi="Calibri" w:cs="Calibri"/>
-                <w:b/>
-                <w:bCs/>
-                <w:sz w:val="52"/>
-                <w:szCs w:val="52"/>
-              </w:rPr>
-            </w:pPr>
-            <w:r>
-              <w:rPr>
-                <w:rFonts w:ascii="Calibri" w:hAnsi="Calibri" w:cs="Calibri"/>
-                <w:b/>
-                <w:bCs/>
-                <w:sz w:val="52"/>
-                <w:szCs w:val="52"/>
-              </w:rPr>
-              <w:t>Subject</w:t>
-            </w:r>
-          </w:p>
-        </w:tc>
-        <w:tc>
-          <w:tcPr>
-            <w:tcW w:w="2948" w:type="dxa"/>
-            <w:vAlign w:val="bottom"/>
-          </w:tcPr>
-          <w:p>
-            <w:pPr>
-              <w:spacing w:line="360" w:lineRule="auto"/>
-              <w:jc w:val="center"/>
-              <w:rPr>
-                <w:rFonts w:ascii="Calibri" w:hAnsi="Calibri" w:cs="Calibri"/>
-                <w:b/>
-                <w:bCs/>
-                <w:sz w:val="52"/>
-                <w:szCs w:val="52"/>
-              </w:rPr>
-            </w:pPr>
-            <w:r>
-              <w:rPr>
-                <w:rFonts w:ascii="Calibri" w:hAnsi="Calibri" w:cs="Calibri"/>
-                <w:b/>
-                <w:bCs/>
-                <w:sz w:val="52"/>
-                <w:szCs w:val="52"/>
-              </w:rPr>
-              <w:t>BCA / DAP</w:t>
-            </w:r>
-          </w:p>
-        </w:tc>
-        <w:tc>
-          <w:tcPr>
-            <w:tcW w:w="2948" w:type="dxa"/>
-            <w:vAlign w:val="bottom"/>
-          </w:tcPr>
-          <w:p>
-            <w:pPr>
-              <w:spacing w:line="360" w:lineRule="auto"/>
-              <w:jc w:val="center"/>
-              <w:rPr>
-                <w:rFonts w:ascii="Calibri" w:hAnsi="Calibri" w:cs="Calibri"/>
-                <w:b/>
-                <w:bCs/>
-                <w:sz w:val="52"/>
-                <w:szCs w:val="52"/>
-              </w:rPr>
-            </w:pPr>
-            <w:r>
-              <w:rPr>
-                <w:rFonts w:ascii="Calibri" w:hAnsi="Calibri" w:cs="Calibri"/>
-                <w:b/>
-                <w:bCs/>
-                <w:sz w:val="52"/>
-                <w:szCs w:val="52"/>
-              </w:rPr>
-              <w:t>SN</w:t>
-            </w:r>
-          </w:p>
-        </w:tc>
-        <w:tc>
-          <w:tcPr>
-            <w:tcW w:w="3061" w:type="dxa"/>
-            <w:vAlign w:val="bottom"/>
-          </w:tcPr>
-          <w:p>
-            <w:pPr>
-              <w:spacing w:line="360" w:lineRule="auto"/>
-              <w:jc w:val="center"/>
-              <w:rPr>
-                <w:rFonts w:ascii="Calibri" w:hAnsi="Calibri" w:cs="Calibri"/>
-                <w:b/>
-                <w:bCs/>
-                <w:sz w:val="52"/>
-                <w:szCs w:val="52"/>
-              </w:rPr>
-            </w:pPr>
-            <w:r>
-              <w:rPr>
-                <w:rFonts w:ascii="Calibri" w:hAnsi="Calibri" w:cs="Calibri"/>
-                <w:b/>
-                <w:bCs/>
-                <w:sz w:val="52"/>
-                <w:szCs w:val="52"/>
-              </w:rPr>
-              <w:t>SN</w:t>
-            </w:r>
-          </w:p>
-        </w:tc>
-        <w:tc>
-          <w:tcPr>
-            <w:tcW w:w="3061" w:type="dxa"/>
-            <w:vAlign w:val="bottom"/>
-          </w:tcPr>
-          <w:p>
-            <w:pPr>
-              <w:spacing w:line="360" w:lineRule="auto"/>
-              <w:jc w:val="center"/>
-              <w:rPr>
-                <w:rFonts w:ascii="Calibri" w:hAnsi="Calibri" w:cs="Calibri"/>
-                <w:b/>
-                <w:bCs/>
-                <w:sz w:val="52"/>
-                <w:szCs w:val="52"/>
-              </w:rPr>
-            </w:pPr>
-            <w:r>
-              <w:rPr>
-                <w:rFonts w:ascii="Calibri" w:hAnsi="Calibri" w:cs="Calibri"/>
-                <w:b/>
-                <w:bCs/>
-                <w:sz w:val="52"/>
-                <w:szCs w:val="52"/>
-              </w:rPr>
-              <w:t>BCA / DAP</w:t>
-            </w:r>
-          </w:p>
-        </w:tc>
-      </w:tr>
-    </w:tbl>
     <w:p>
       <w:pPr>
         <w:tabs>
@@ -1388,23 +643,716 @@
                 <w:sz w:val="36"/>
                 <w:szCs w:val="36"/>
               </w:rPr>
-              <w:t xml:space="preserve">Data Analytics </w:t>
-            </w:r>
-            <w:r>
-              <w:rPr>
-                <w:rFonts w:ascii="Calibri" w:hAnsi="Calibri" w:cs="Calibri"/>
-                <w:sz w:val="36"/>
-                <w:szCs w:val="36"/>
-              </w:rPr>
-              <w:t>with</w:t>
-            </w:r>
-            <w:r>
-              <w:rPr>
-                <w:rFonts w:ascii="Calibri" w:hAnsi="Calibri" w:cs="Calibri"/>
-                <w:sz w:val="36"/>
-                <w:szCs w:val="36"/>
-              </w:rPr>
-              <w:t xml:space="preserve"> Python</w:t>
+              <w:t>Data Analytics with Python</w:t>
+            </w:r>
+          </w:p>
+        </w:tc>
+      </w:tr>
+    </w:tbl>
+    <w:tbl>
+      <w:tblPr>
+        <w:tblStyle w:val="TableGrid"/>
+        <w:tblpPr w:leftFromText="180" w:rightFromText="180" w:vertAnchor="text" w:horzAnchor="margin" w:tblpY="-42"/>
+        <w:tblW w:w="5000" w:type="pct"/>
+        <w:tblLook w:val="04A0" w:firstRow="1" w:lastRow="0" w:firstColumn="1" w:lastColumn="0" w:noHBand="0" w:noVBand="1"/>
+      </w:tblPr>
+      <w:tblGrid>
+        <w:gridCol w:w="2041"/>
+        <w:gridCol w:w="3259"/>
+        <w:gridCol w:w="3250"/>
+        <w:gridCol w:w="3422"/>
+        <w:gridCol w:w="3416"/>
+      </w:tblGrid>
+      <w:tr>
+        <w:trPr>
+          <w:trHeight w:val="1077"/>
+        </w:trPr>
+        <w:tc>
+          <w:tcPr>
+            <w:tcW w:w="663" w:type="pct"/>
+            <w:shd w:val="clear" w:color="auto" w:fill="BFBFBF" w:themeFill="background1" w:themeFillShade="BF"/>
+            <w:vAlign w:val="center"/>
+          </w:tcPr>
+          <w:p>
+            <w:pPr>
+              <w:jc w:val="center"/>
+              <w:rPr>
+                <w:rFonts w:ascii="Calibri" w:hAnsi="Calibri" w:cs="Calibri"/>
+                <w:b/>
+                <w:bCs/>
+                <w:sz w:val="48"/>
+                <w:szCs w:val="48"/>
+              </w:rPr>
+            </w:pPr>
+            <w:r>
+              <w:rPr>
+                <w:rFonts w:ascii="Calibri" w:hAnsi="Calibri" w:cs="Calibri"/>
+                <w:b/>
+                <w:bCs/>
+                <w:sz w:val="48"/>
+                <w:szCs w:val="48"/>
+              </w:rPr>
+              <w:t>Type</w:t>
+            </w:r>
+          </w:p>
+        </w:tc>
+        <w:tc>
+          <w:tcPr>
+            <w:tcW w:w="2115" w:type="pct"/>
+            <w:gridSpan w:val="2"/>
+            <w:shd w:val="clear" w:color="auto" w:fill="FFFF00"/>
+            <w:vAlign w:val="center"/>
+          </w:tcPr>
+          <w:p>
+            <w:pPr>
+              <w:jc w:val="center"/>
+              <w:rPr>
+                <w:rFonts w:ascii="Calibri" w:hAnsi="Calibri" w:cs="Calibri"/>
+                <w:b/>
+                <w:bCs/>
+                <w:sz w:val="48"/>
+                <w:szCs w:val="48"/>
+              </w:rPr>
+            </w:pPr>
+            <w:r>
+              <w:rPr>
+                <w:rFonts w:ascii="Calibri" w:hAnsi="Calibri" w:cs="Calibri"/>
+                <w:b/>
+                <w:bCs/>
+                <w:sz w:val="48"/>
+                <w:szCs w:val="48"/>
+              </w:rPr>
+              <w:t>NPTEL</w:t>
+            </w:r>
+          </w:p>
+        </w:tc>
+        <w:tc>
+          <w:tcPr>
+            <w:tcW w:w="2222" w:type="pct"/>
+            <w:gridSpan w:val="2"/>
+            <w:shd w:val="clear" w:color="auto" w:fill="FFFF00"/>
+            <w:vAlign w:val="center"/>
+          </w:tcPr>
+          <w:p>
+            <w:pPr>
+              <w:jc w:val="center"/>
+              <w:rPr>
+                <w:rFonts w:ascii="Calibri" w:hAnsi="Calibri" w:cs="Calibri"/>
+                <w:b/>
+                <w:bCs/>
+                <w:sz w:val="48"/>
+                <w:szCs w:val="48"/>
+              </w:rPr>
+            </w:pPr>
+            <w:r>
+              <w:rPr>
+                <w:rFonts w:ascii="Calibri" w:hAnsi="Calibri" w:cs="Calibri"/>
+                <w:b/>
+                <w:bCs/>
+                <w:sz w:val="48"/>
+                <w:szCs w:val="48"/>
+              </w:rPr>
+              <w:t>University</w:t>
+            </w:r>
+          </w:p>
+        </w:tc>
+      </w:tr>
+      <w:tr>
+        <w:trPr>
+          <w:trHeight w:val="1077"/>
+        </w:trPr>
+        <w:tc>
+          <w:tcPr>
+            <w:tcW w:w="663" w:type="pct"/>
+            <w:shd w:val="clear" w:color="auto" w:fill="BFBFBF" w:themeFill="background1" w:themeFillShade="BF"/>
+            <w:vAlign w:val="center"/>
+          </w:tcPr>
+          <w:p>
+            <w:pPr>
+              <w:jc w:val="center"/>
+              <w:rPr>
+                <w:rFonts w:ascii="Calibri" w:hAnsi="Calibri" w:cs="Calibri"/>
+                <w:b/>
+                <w:bCs/>
+                <w:sz w:val="48"/>
+                <w:szCs w:val="48"/>
+              </w:rPr>
+            </w:pPr>
+            <w:r>
+              <w:rPr>
+                <w:rFonts w:ascii="Calibri" w:hAnsi="Calibri" w:cs="Calibri"/>
+                <w:b/>
+                <w:bCs/>
+                <w:sz w:val="48"/>
+                <w:szCs w:val="48"/>
+              </w:rPr>
+              <w:t>Date</w:t>
+            </w:r>
+          </w:p>
+        </w:tc>
+        <w:tc>
+          <w:tcPr>
+            <w:tcW w:w="1059" w:type="pct"/>
+            <w:shd w:val="clear" w:color="auto" w:fill="D86DCB" w:themeFill="accent5" w:themeFillTint="99"/>
+            <w:vAlign w:val="center"/>
+          </w:tcPr>
+          <w:p>
+            <w:pPr>
+              <w:jc w:val="center"/>
+              <w:rPr>
+                <w:rFonts w:ascii="Calibri" w:hAnsi="Calibri" w:cs="Calibri"/>
+                <w:b/>
+                <w:bCs/>
+                <w:sz w:val="48"/>
+                <w:szCs w:val="48"/>
+              </w:rPr>
+            </w:pPr>
+            <w:r>
+              <w:rPr>
+                <w:rFonts w:ascii="Calibri" w:hAnsi="Calibri" w:cs="Calibri"/>
+                <w:b/>
+                <w:bCs/>
+                <w:sz w:val="48"/>
+                <w:szCs w:val="48"/>
+              </w:rPr>
+              <w:t>27/04/24</w:t>
+            </w:r>
+          </w:p>
+        </w:tc>
+        <w:tc>
+          <w:tcPr>
+            <w:tcW w:w="1056" w:type="pct"/>
+            <w:shd w:val="clear" w:color="auto" w:fill="D86DCB" w:themeFill="accent5" w:themeFillTint="99"/>
+            <w:vAlign w:val="center"/>
+          </w:tcPr>
+          <w:p>
+            <w:pPr>
+              <w:jc w:val="center"/>
+              <w:rPr>
+                <w:rFonts w:ascii="Calibri" w:hAnsi="Calibri" w:cs="Calibri"/>
+                <w:b/>
+                <w:bCs/>
+                <w:sz w:val="48"/>
+                <w:szCs w:val="48"/>
+              </w:rPr>
+            </w:pPr>
+            <w:r>
+              <w:rPr>
+                <w:rFonts w:ascii="Calibri" w:hAnsi="Calibri" w:cs="Calibri"/>
+                <w:b/>
+                <w:bCs/>
+                <w:sz w:val="48"/>
+                <w:szCs w:val="48"/>
+              </w:rPr>
+              <w:t>28/04/24</w:t>
+            </w:r>
+          </w:p>
+        </w:tc>
+        <w:tc>
+          <w:tcPr>
+            <w:tcW w:w="1112" w:type="pct"/>
+            <w:shd w:val="clear" w:color="auto" w:fill="D86DCB" w:themeFill="accent5" w:themeFillTint="99"/>
+            <w:vAlign w:val="center"/>
+          </w:tcPr>
+          <w:p>
+            <w:pPr>
+              <w:jc w:val="center"/>
+              <w:rPr>
+                <w:rFonts w:ascii="Calibri" w:hAnsi="Calibri" w:cs="Calibri"/>
+                <w:b/>
+                <w:bCs/>
+                <w:sz w:val="48"/>
+                <w:szCs w:val="48"/>
+              </w:rPr>
+            </w:pPr>
+            <w:r>
+              <w:rPr>
+                <w:rFonts w:ascii="Calibri" w:hAnsi="Calibri" w:cs="Calibri"/>
+                <w:b/>
+                <w:bCs/>
+                <w:sz w:val="48"/>
+                <w:szCs w:val="48"/>
+              </w:rPr>
+              <w:t>29/04/24</w:t>
+            </w:r>
+          </w:p>
+        </w:tc>
+        <w:tc>
+          <w:tcPr>
+            <w:tcW w:w="1110" w:type="pct"/>
+            <w:shd w:val="clear" w:color="auto" w:fill="D86DCB" w:themeFill="accent5" w:themeFillTint="99"/>
+            <w:vAlign w:val="center"/>
+          </w:tcPr>
+          <w:p>
+            <w:pPr>
+              <w:jc w:val="center"/>
+              <w:rPr>
+                <w:rFonts w:ascii="Calibri" w:hAnsi="Calibri" w:cs="Calibri"/>
+                <w:b/>
+                <w:bCs/>
+                <w:sz w:val="48"/>
+                <w:szCs w:val="48"/>
+              </w:rPr>
+            </w:pPr>
+            <w:r>
+              <w:rPr>
+                <w:rFonts w:ascii="Calibri" w:hAnsi="Calibri" w:cs="Calibri"/>
+                <w:b/>
+                <w:bCs/>
+                <w:sz w:val="48"/>
+                <w:szCs w:val="48"/>
+              </w:rPr>
+              <w:t>02/04/24</w:t>
+            </w:r>
+          </w:p>
+        </w:tc>
+      </w:tr>
+      <w:tr>
+        <w:trPr>
+          <w:trHeight w:val="1077"/>
+        </w:trPr>
+        <w:tc>
+          <w:tcPr>
+            <w:tcW w:w="663" w:type="pct"/>
+            <w:shd w:val="clear" w:color="auto" w:fill="BFBFBF" w:themeFill="background1" w:themeFillShade="BF"/>
+            <w:vAlign w:val="center"/>
+          </w:tcPr>
+          <w:p>
+            <w:pPr>
+              <w:jc w:val="center"/>
+              <w:rPr>
+                <w:rFonts w:ascii="Calibri" w:hAnsi="Calibri" w:cs="Calibri"/>
+                <w:b/>
+                <w:bCs/>
+                <w:sz w:val="48"/>
+                <w:szCs w:val="48"/>
+              </w:rPr>
+            </w:pPr>
+            <w:r>
+              <w:rPr>
+                <w:rFonts w:ascii="Calibri" w:hAnsi="Calibri" w:cs="Calibri"/>
+                <w:b/>
+                <w:bCs/>
+                <w:sz w:val="48"/>
+                <w:szCs w:val="48"/>
+              </w:rPr>
+              <w:t>Day</w:t>
+            </w:r>
+          </w:p>
+        </w:tc>
+        <w:tc>
+          <w:tcPr>
+            <w:tcW w:w="1059" w:type="pct"/>
+            <w:shd w:val="clear" w:color="auto" w:fill="4EA72E" w:themeFill="accent6"/>
+            <w:vAlign w:val="center"/>
+          </w:tcPr>
+          <w:p>
+            <w:pPr>
+              <w:jc w:val="center"/>
+              <w:rPr>
+                <w:rFonts w:ascii="Calibri" w:hAnsi="Calibri" w:cs="Calibri"/>
+                <w:b/>
+                <w:bCs/>
+                <w:sz w:val="48"/>
+                <w:szCs w:val="48"/>
+              </w:rPr>
+            </w:pPr>
+            <w:r>
+              <w:rPr>
+                <w:rFonts w:ascii="Calibri" w:hAnsi="Calibri" w:cs="Calibri"/>
+                <w:b/>
+                <w:bCs/>
+                <w:sz w:val="48"/>
+                <w:szCs w:val="48"/>
+              </w:rPr>
+              <w:t>Saturday</w:t>
+            </w:r>
+          </w:p>
+        </w:tc>
+        <w:tc>
+          <w:tcPr>
+            <w:tcW w:w="1056" w:type="pct"/>
+            <w:shd w:val="clear" w:color="auto" w:fill="4EA72E" w:themeFill="accent6"/>
+            <w:vAlign w:val="center"/>
+          </w:tcPr>
+          <w:p>
+            <w:pPr>
+              <w:jc w:val="center"/>
+              <w:rPr>
+                <w:rFonts w:ascii="Calibri" w:hAnsi="Calibri" w:cs="Calibri"/>
+                <w:b/>
+                <w:bCs/>
+                <w:sz w:val="48"/>
+                <w:szCs w:val="48"/>
+              </w:rPr>
+            </w:pPr>
+            <w:r>
+              <w:rPr>
+                <w:rFonts w:ascii="Calibri" w:hAnsi="Calibri" w:cs="Calibri"/>
+                <w:b/>
+                <w:bCs/>
+                <w:sz w:val="48"/>
+                <w:szCs w:val="48"/>
+              </w:rPr>
+              <w:t>Sunday</w:t>
+            </w:r>
+          </w:p>
+        </w:tc>
+        <w:tc>
+          <w:tcPr>
+            <w:tcW w:w="1112" w:type="pct"/>
+            <w:shd w:val="clear" w:color="auto" w:fill="4EA72E" w:themeFill="accent6"/>
+            <w:vAlign w:val="center"/>
+          </w:tcPr>
+          <w:p>
+            <w:pPr>
+              <w:jc w:val="center"/>
+              <w:rPr>
+                <w:rFonts w:ascii="Calibri" w:hAnsi="Calibri" w:cs="Calibri"/>
+                <w:b/>
+                <w:bCs/>
+                <w:sz w:val="48"/>
+                <w:szCs w:val="48"/>
+              </w:rPr>
+            </w:pPr>
+            <w:r>
+              <w:rPr>
+                <w:rFonts w:ascii="Calibri" w:hAnsi="Calibri" w:cs="Calibri"/>
+                <w:b/>
+                <w:bCs/>
+                <w:sz w:val="48"/>
+                <w:szCs w:val="48"/>
+              </w:rPr>
+              <w:t>Monday</w:t>
+            </w:r>
+          </w:p>
+        </w:tc>
+        <w:tc>
+          <w:tcPr>
+            <w:tcW w:w="1110" w:type="pct"/>
+            <w:shd w:val="clear" w:color="auto" w:fill="4EA72E" w:themeFill="accent6"/>
+            <w:vAlign w:val="center"/>
+          </w:tcPr>
+          <w:p>
+            <w:pPr>
+              <w:jc w:val="center"/>
+              <w:rPr>
+                <w:rFonts w:ascii="Calibri" w:hAnsi="Calibri" w:cs="Calibri"/>
+                <w:b/>
+                <w:bCs/>
+                <w:sz w:val="48"/>
+                <w:szCs w:val="48"/>
+              </w:rPr>
+            </w:pPr>
+            <w:r>
+              <w:rPr>
+                <w:rFonts w:ascii="Calibri" w:hAnsi="Calibri" w:cs="Calibri"/>
+                <w:b/>
+                <w:bCs/>
+                <w:sz w:val="48"/>
+                <w:szCs w:val="48"/>
+              </w:rPr>
+              <w:t>Thursday</w:t>
+            </w:r>
+          </w:p>
+        </w:tc>
+      </w:tr>
+      <w:tr>
+        <w:trPr>
+          <w:trHeight w:val="1077"/>
+        </w:trPr>
+        <w:tc>
+          <w:tcPr>
+            <w:tcW w:w="663" w:type="pct"/>
+            <w:shd w:val="clear" w:color="auto" w:fill="BFBFBF" w:themeFill="background1" w:themeFillShade="BF"/>
+            <w:vAlign w:val="center"/>
+          </w:tcPr>
+          <w:p>
+            <w:pPr>
+              <w:jc w:val="center"/>
+              <w:rPr>
+                <w:rFonts w:ascii="Calibri" w:hAnsi="Calibri" w:cs="Calibri"/>
+                <w:b/>
+                <w:bCs/>
+                <w:sz w:val="48"/>
+                <w:szCs w:val="48"/>
+              </w:rPr>
+            </w:pPr>
+            <w:r>
+              <w:rPr>
+                <w:rFonts w:ascii="Calibri" w:hAnsi="Calibri" w:cs="Calibri"/>
+                <w:b/>
+                <w:bCs/>
+                <w:sz w:val="48"/>
+                <w:szCs w:val="48"/>
+              </w:rPr>
+              <w:t>Timing</w:t>
+            </w:r>
+          </w:p>
+        </w:tc>
+        <w:tc>
+          <w:tcPr>
+            <w:tcW w:w="1059" w:type="pct"/>
+            <w:shd w:val="clear" w:color="auto" w:fill="F1A983" w:themeFill="accent2" w:themeFillTint="99"/>
+            <w:vAlign w:val="center"/>
+          </w:tcPr>
+          <w:p>
+            <w:pPr>
+              <w:jc w:val="center"/>
+              <w:rPr>
+                <w:rFonts w:ascii="Calibri" w:hAnsi="Calibri" w:cs="Calibri"/>
+                <w:b/>
+                <w:bCs/>
+                <w:sz w:val="48"/>
+                <w:szCs w:val="48"/>
+              </w:rPr>
+            </w:pPr>
+            <w:r>
+              <w:rPr>
+                <w:rFonts w:ascii="Calibri" w:hAnsi="Calibri" w:cs="Calibri"/>
+                <w:b/>
+                <w:bCs/>
+                <w:sz w:val="48"/>
+                <w:szCs w:val="48"/>
+              </w:rPr>
+              <w:t>9:00 – 12:00</w:t>
+            </w:r>
+          </w:p>
+        </w:tc>
+        <w:tc>
+          <w:tcPr>
+            <w:tcW w:w="1056" w:type="pct"/>
+            <w:shd w:val="clear" w:color="auto" w:fill="F1A983" w:themeFill="accent2" w:themeFillTint="99"/>
+            <w:vAlign w:val="center"/>
+          </w:tcPr>
+          <w:p>
+            <w:pPr>
+              <w:jc w:val="center"/>
+              <w:rPr>
+                <w:rFonts w:ascii="Calibri" w:hAnsi="Calibri" w:cs="Calibri"/>
+                <w:b/>
+                <w:bCs/>
+                <w:sz w:val="48"/>
+                <w:szCs w:val="48"/>
+              </w:rPr>
+            </w:pPr>
+            <w:r>
+              <w:rPr>
+                <w:rFonts w:ascii="Calibri" w:hAnsi="Calibri" w:cs="Calibri"/>
+                <w:b/>
+                <w:bCs/>
+                <w:sz w:val="48"/>
+                <w:szCs w:val="48"/>
+              </w:rPr>
+              <w:t>9:00 – 12:00</w:t>
+            </w:r>
+          </w:p>
+        </w:tc>
+        <w:tc>
+          <w:tcPr>
+            <w:tcW w:w="1112" w:type="pct"/>
+            <w:shd w:val="clear" w:color="auto" w:fill="F1A983" w:themeFill="accent2" w:themeFillTint="99"/>
+            <w:vAlign w:val="center"/>
+          </w:tcPr>
+          <w:p>
+            <w:pPr>
+              <w:jc w:val="center"/>
+              <w:rPr>
+                <w:rFonts w:ascii="Calibri" w:hAnsi="Calibri" w:cs="Calibri"/>
+                <w:b/>
+                <w:bCs/>
+                <w:sz w:val="48"/>
+                <w:szCs w:val="48"/>
+              </w:rPr>
+            </w:pPr>
+            <w:r>
+              <w:rPr>
+                <w:rFonts w:ascii="Calibri" w:hAnsi="Calibri" w:cs="Calibri"/>
+                <w:b/>
+                <w:bCs/>
+                <w:sz w:val="48"/>
+                <w:szCs w:val="48"/>
+              </w:rPr>
+              <w:t>02:30 - 05:30</w:t>
+            </w:r>
+          </w:p>
+        </w:tc>
+        <w:tc>
+          <w:tcPr>
+            <w:tcW w:w="1110" w:type="pct"/>
+            <w:shd w:val="clear" w:color="auto" w:fill="F1A983" w:themeFill="accent2" w:themeFillTint="99"/>
+            <w:vAlign w:val="center"/>
+          </w:tcPr>
+          <w:p>
+            <w:pPr>
+              <w:jc w:val="center"/>
+              <w:rPr>
+                <w:rFonts w:ascii="Calibri" w:hAnsi="Calibri" w:cs="Calibri"/>
+                <w:b/>
+                <w:bCs/>
+                <w:sz w:val="48"/>
+                <w:szCs w:val="48"/>
+              </w:rPr>
+            </w:pPr>
+            <w:r>
+              <w:rPr>
+                <w:rFonts w:ascii="Calibri" w:hAnsi="Calibri" w:cs="Calibri"/>
+                <w:b/>
+                <w:bCs/>
+                <w:sz w:val="48"/>
+                <w:szCs w:val="48"/>
+              </w:rPr>
+              <w:t>02:30 - 05:30</w:t>
+            </w:r>
+          </w:p>
+        </w:tc>
+      </w:tr>
+      <w:tr>
+        <w:trPr>
+          <w:trHeight w:val="1077"/>
+        </w:trPr>
+        <w:tc>
+          <w:tcPr>
+            <w:tcW w:w="663" w:type="pct"/>
+            <w:shd w:val="clear" w:color="auto" w:fill="BFBFBF" w:themeFill="background1" w:themeFillShade="BF"/>
+            <w:vAlign w:val="center"/>
+          </w:tcPr>
+          <w:p>
+            <w:pPr>
+              <w:jc w:val="center"/>
+              <w:rPr>
+                <w:rFonts w:ascii="Calibri" w:hAnsi="Calibri" w:cs="Calibri"/>
+                <w:b/>
+                <w:bCs/>
+                <w:sz w:val="48"/>
+                <w:szCs w:val="48"/>
+              </w:rPr>
+            </w:pPr>
+            <w:r>
+              <w:rPr>
+                <w:rFonts w:ascii="Calibri" w:hAnsi="Calibri" w:cs="Calibri"/>
+                <w:b/>
+                <w:bCs/>
+                <w:sz w:val="48"/>
+                <w:szCs w:val="48"/>
+              </w:rPr>
+              <w:t>Subject</w:t>
+            </w:r>
+          </w:p>
+        </w:tc>
+        <w:tc>
+          <w:tcPr>
+            <w:tcW w:w="1059" w:type="pct"/>
+            <w:shd w:val="clear" w:color="auto" w:fill="45B0E1" w:themeFill="accent1" w:themeFillTint="99"/>
+            <w:vAlign w:val="center"/>
+          </w:tcPr>
+          <w:p>
+            <w:pPr>
+              <w:jc w:val="center"/>
+              <w:rPr>
+                <w:rFonts w:ascii="Calibri" w:hAnsi="Calibri" w:cs="Calibri"/>
+                <w:b/>
+                <w:bCs/>
+                <w:sz w:val="48"/>
+                <w:szCs w:val="48"/>
+              </w:rPr>
+            </w:pPr>
+            <w:r>
+              <w:rPr>
+                <w:rFonts w:ascii="Calibri" w:hAnsi="Calibri" w:cs="Calibri"/>
+                <w:b/>
+                <w:bCs/>
+                <w:sz w:val="48"/>
+                <w:szCs w:val="48"/>
+              </w:rPr>
+              <w:t>BCA / DAP</w:t>
+            </w:r>
+          </w:p>
+        </w:tc>
+        <w:tc>
+          <w:tcPr>
+            <w:tcW w:w="1056" w:type="pct"/>
+            <w:shd w:val="clear" w:color="auto" w:fill="45B0E1" w:themeFill="accent1" w:themeFillTint="99"/>
+            <w:vAlign w:val="center"/>
+          </w:tcPr>
+          <w:p>
+            <w:pPr>
+              <w:jc w:val="center"/>
+              <w:rPr>
+                <w:rFonts w:ascii="Calibri" w:hAnsi="Calibri" w:cs="Calibri"/>
+                <w:b/>
+                <w:bCs/>
+                <w:sz w:val="48"/>
+                <w:szCs w:val="48"/>
+              </w:rPr>
+            </w:pPr>
+            <w:r>
+              <w:rPr>
+                <w:rFonts w:ascii="Calibri" w:hAnsi="Calibri" w:cs="Calibri"/>
+                <w:b/>
+                <w:bCs/>
+                <w:sz w:val="48"/>
+                <w:szCs w:val="48"/>
+              </w:rPr>
+              <w:t>SN</w:t>
+            </w:r>
+          </w:p>
+        </w:tc>
+        <w:tc>
+          <w:tcPr>
+            <w:tcW w:w="1112" w:type="pct"/>
+            <w:shd w:val="clear" w:color="auto" w:fill="45B0E1" w:themeFill="accent1" w:themeFillTint="99"/>
+            <w:vAlign w:val="center"/>
+          </w:tcPr>
+          <w:p>
+            <w:pPr>
+              <w:jc w:val="center"/>
+              <w:rPr>
+                <w:rFonts w:ascii="Calibri" w:hAnsi="Calibri" w:cs="Calibri"/>
+                <w:b/>
+                <w:bCs/>
+                <w:sz w:val="48"/>
+                <w:szCs w:val="48"/>
+              </w:rPr>
+            </w:pPr>
+            <w:r>
+              <w:rPr>
+                <w:rFonts w:ascii="Calibri" w:hAnsi="Calibri" w:cs="Calibri"/>
+                <w:b/>
+                <w:bCs/>
+                <w:sz w:val="48"/>
+                <w:szCs w:val="48"/>
+              </w:rPr>
+              <w:t>SN</w:t>
+            </w:r>
+          </w:p>
+        </w:tc>
+        <w:tc>
+          <w:tcPr>
+            <w:tcW w:w="1110" w:type="pct"/>
+            <w:shd w:val="clear" w:color="auto" w:fill="45B0E1" w:themeFill="accent1" w:themeFillTint="99"/>
+            <w:vAlign w:val="center"/>
+          </w:tcPr>
+          <w:p>
+            <w:pPr>
+              <w:jc w:val="center"/>
+              <w:rPr>
+                <w:rFonts w:ascii="Calibri" w:hAnsi="Calibri" w:cs="Calibri"/>
+                <w:b/>
+                <w:bCs/>
+                <w:sz w:val="48"/>
+                <w:szCs w:val="48"/>
+              </w:rPr>
+            </w:pPr>
+            <w:r>
+              <w:rPr>
+                <w:rFonts w:ascii="Calibri" w:hAnsi="Calibri" w:cs="Calibri"/>
+                <w:b/>
+                <w:bCs/>
+                <w:sz w:val="48"/>
+                <w:szCs w:val="48"/>
+              </w:rPr>
+              <w:t>BCA / DAP</w:t>
             </w:r>
           </w:p>
         </w:tc>
@@ -1416,7 +1364,6 @@
           <w:tab w:val="left" w:pos="6690"/>
         </w:tabs>
         <w:spacing w:after="0" w:line="360" w:lineRule="auto"/>
-        <w:jc w:val="center"/>
         <w:rPr>
           <w:rFonts w:ascii="Calibri" w:hAnsi="Calibri" w:cs="Calibri"/>
           <w:b/>
@@ -1560,7 +1507,7 @@
 </file>
 
 <file path=word/styles.xml><?xml version="1.0" encoding="utf-8"?>
-<w:styles xmlns:mc="http://schemas.openxmlformats.org/markup-compatibility/2006" xmlns:r="http://schemas.openxmlformats.org/officeDocument/2006/relationships" xmlns:w="http://schemas.openxmlformats.org/wordprocessingml/2006/main" xmlns:w14="http://schemas.microsoft.com/office/word/2010/wordml" xmlns:w15="http://schemas.microsoft.com/office/word/2012/wordml" xmlns:w16cex="http://schemas.microsoft.com/office/word/2018/wordml/cex" xmlns:w16cid="http://schemas.microsoft.com/office/word/2016/wordml/cid" xmlns:w16="http://schemas.microsoft.com/office/word/2018/wordml" xmlns:w16du="http://schemas.microsoft.com/office/word/2023/wordml/word16du" xmlns:w16sdtdh="http://schemas.microsoft.com/office/word/2020/wordml/sdtdatahash" xmlns:w16se="http://schemas.microsoft.com/office/word/2015/wordml/symex" mc:Ignorable="w14 w15 w16se w16cid w16 w16cex w16sdtdh w16du">
+<w:styles xmlns:mc="http://schemas.openxmlformats.org/markup-compatibility/2006" xmlns:r="http://schemas.openxmlformats.org/officeDocument/2006/relationships" xmlns:w="http://schemas.openxmlformats.org/wordprocessingml/2006/main" xmlns:w14="http://schemas.microsoft.com/office/word/2010/wordml" xmlns:w15="http://schemas.microsoft.com/office/word/2012/wordml" xmlns:w16cex="http://schemas.microsoft.com/office/word/2018/wordml/cex" xmlns:w16cid="http://schemas.microsoft.com/office/word/2016/wordml/cid" xmlns:w16="http://schemas.microsoft.com/office/word/2018/wordml" xmlns:w16sdtdh="http://schemas.microsoft.com/office/word/2020/wordml/sdtdatahash" xmlns:w16se="http://schemas.microsoft.com/office/word/2015/wordml/symex" mc:Ignorable="w14 w15 w16se w16cid w16 w16cex w16sdtdh">
   <w:docDefaults>
     <w:rPrDefault>
       <w:rPr>
